--- a/Quantitative_Factsheet_Template.docx
+++ b/Quantitative_Factsheet_Template.docx
@@ -1,6 +1,6 @@
 
 <file path=word/document.xml><?xml version="1.0" encoding="utf-8"?>
-<w:document xmlns:wpc="http://schemas.microsoft.com/office/word/2010/wordprocessingCanvas" xmlns:cx="http://schemas.microsoft.com/office/drawing/2014/chartex" xmlns:cx1="http://schemas.microsoft.com/office/drawing/2015/9/8/chartex" xmlns:cx2="http://schemas.microsoft.com/office/drawing/2015/10/21/chartex" xmlns:cx3="http://schemas.microsoft.com/office/drawing/2016/5/9/chartex" xmlns:cx4="http://schemas.microsoft.com/office/drawing/2016/5/10/chartex" xmlns:cx5="http://schemas.microsoft.com/office/drawing/2016/5/11/chartex" xmlns:cx6="http://schemas.microsoft.com/office/drawing/2016/5/12/chartex" xmlns:cx7="http://schemas.microsoft.com/office/drawing/2016/5/13/chartex" xmlns:cx8="http://schemas.microsoft.com/office/drawing/2016/5/14/chartex" xmlns:mc="http://schemas.openxmlformats.org/markup-compatibility/2006" xmlns:aink="http://schemas.microsoft.com/office/drawing/2016/ink" xmlns:am3d="http://schemas.microsoft.com/office/drawing/2017/model3d" xmlns:o="urn:schemas-microsoft-com:office:office" xmlns:oel="http://schemas.microsoft.com/office/2019/extlst" xmlns:r="http://schemas.openxmlformats.org/officeDocument/2006/relationships" xmlns:m="http://schemas.openxmlformats.org/officeDocument/2006/math" xmlns:v="urn:schemas-microsoft-com:vml" xmlns:wp14="http://schemas.microsoft.com/office/word/2010/wordprocessingDrawing" xmlns:wp="http://schemas.openxmlformats.org/drawingml/2006/wordprocessingDrawing" xmlns:w10="urn:schemas-microsoft-com:office:word" xmlns:w="http://schemas.openxmlformats.org/wordprocessingml/2006/main" xmlns:w14="http://schemas.microsoft.com/office/word/2010/wordml" xmlns:w15="http://schemas.microsoft.com/office/word/2012/wordml" xmlns:w16cex="http://schemas.microsoft.com/office/word/2018/wordml/cex" xmlns:w16cid="http://schemas.microsoft.com/office/word/2016/wordml/cid" xmlns:w16="http://schemas.microsoft.com/office/word/2018/wordml" xmlns:w16sdtdh="http://schemas.microsoft.com/office/word/2020/wordml/sdtdatahash" xmlns:w16se="http://schemas.microsoft.com/office/word/2015/wordml/symex" xmlns:wpg="http://schemas.microsoft.com/office/word/2010/wordprocessingGroup" xmlns:wpi="http://schemas.microsoft.com/office/word/2010/wordprocessingInk" xmlns:wne="http://schemas.microsoft.com/office/word/2006/wordml" xmlns:wps="http://schemas.microsoft.com/office/word/2010/wordprocessingShape" mc:Ignorable="w14 w15 w16se w16cid w16 w16cex w16sdtdh wp14">
+<w:document xmlns:wpc="http://schemas.microsoft.com/office/word/2010/wordprocessingCanvas" xmlns:mc="http://schemas.openxmlformats.org/markup-compatibility/2006" xmlns:o="urn:schemas-microsoft-com:office:office" xmlns:r="http://schemas.openxmlformats.org/officeDocument/2006/relationships" xmlns:m="http://schemas.openxmlformats.org/officeDocument/2006/math" xmlns:v="urn:schemas-microsoft-com:vml" xmlns:wp14="http://schemas.microsoft.com/office/word/2010/wordprocessingDrawing" xmlns:wp="http://schemas.openxmlformats.org/drawingml/2006/wordprocessingDrawing" xmlns:w10="urn:schemas-microsoft-com:office:word" xmlns:w="http://schemas.openxmlformats.org/wordprocessingml/2006/main" xmlns:w14="http://schemas.microsoft.com/office/word/2010/wordml" xmlns:w15="http://schemas.microsoft.com/office/word/2012/wordml" xmlns:wpg="http://schemas.microsoft.com/office/word/2010/wordprocessingGroup" xmlns:wpi="http://schemas.microsoft.com/office/word/2010/wordprocessingInk" xmlns:wne="http://schemas.microsoft.com/office/word/2006/wordml" xmlns:wps="http://schemas.microsoft.com/office/word/2010/wordprocessingShape" mc:Ignorable="w14 w15 wp14">
   <w:body>
     <w:p>
       <w:pPr>
@@ -852,7 +852,7 @@
               </wp:anchor>
             </w:drawing>
           </mc:Choice>
-          <mc:Fallback>
+          <mc:Fallback xmlns:w16se="http://schemas.microsoft.com/office/word/2015/wordml/symex" xmlns:w16sdtdh="http://schemas.microsoft.com/office/word/2020/wordml/sdtdatahash" xmlns:w16="http://schemas.microsoft.com/office/word/2018/wordml" xmlns:w16cid="http://schemas.microsoft.com/office/word/2016/wordml/cid" xmlns:w16cex="http://schemas.microsoft.com/office/word/2018/wordml/cex" xmlns:oel="http://schemas.microsoft.com/office/2019/extlst" xmlns:am3d="http://schemas.microsoft.com/office/drawing/2017/model3d" xmlns:aink="http://schemas.microsoft.com/office/drawing/2016/ink" xmlns:cx8="http://schemas.microsoft.com/office/drawing/2016/5/14/chartex" xmlns:cx7="http://schemas.microsoft.com/office/drawing/2016/5/13/chartex" xmlns:cx6="http://schemas.microsoft.com/office/drawing/2016/5/12/chartex" xmlns:cx5="http://schemas.microsoft.com/office/drawing/2016/5/11/chartex" xmlns:cx4="http://schemas.microsoft.com/office/drawing/2016/5/10/chartex" xmlns:cx3="http://schemas.microsoft.com/office/drawing/2016/5/9/chartex" xmlns:cx2="http://schemas.microsoft.com/office/drawing/2015/10/21/chartex" xmlns:cx1="http://schemas.microsoft.com/office/drawing/2015/9/8/chartex" xmlns:cx="http://schemas.microsoft.com/office/drawing/2014/chartex">
             <w:pict>
               <v:roundrect w14:anchorId="0FDA073A" id="Rounded Rectangle 5" o:spid="_x0000_s1026" style="position:absolute;margin-left:405.4pt;margin-top:10.4pt;width:103.1pt;height:72.5pt;z-index:251664384;visibility:visible;mso-wrap-style:square;mso-width-percent:0;mso-height-percent:0;mso-wrap-distance-left:9pt;mso-wrap-distance-top:0;mso-wrap-distance-right:9pt;mso-wrap-distance-bottom:0;mso-position-horizontal:absolute;mso-position-horizontal-relative:text;mso-position-vertical:absolute;mso-position-vertical-relative:text;mso-width-percent:0;mso-height-percent:0;mso-width-relative:margin;mso-height-relative:margin;v-text-anchor:middle" arcsize="10923f" o:gfxdata="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" filled="f" strokecolor="gray [1629]" strokeweight=".5pt">
                 <v:stroke dashstyle="dash"/>
@@ -981,7 +981,7 @@
                 <v:stroke joinstyle="miter"/>
                 <v:path gradientshapeok="t" o:connecttype="rect"/>
               </v:shapetype>
-              <v:shape id="Text Box 2" o:spid="_x0000_s1026" type="#_x0000_t202" style="position:absolute;margin-left:398.35pt;margin-top:7.2pt;width:120pt;height:81.65pt;z-index:251663360;visibility:visible;mso-wrap-style:square;mso-width-percent:0;mso-height-percent:0;mso-wrap-distance-left:9pt;mso-wrap-distance-top:0;mso-wrap-distance-right:9pt;mso-wrap-distance-bottom:0;mso-position-horizontal:absolute;mso-position-horizontal-relative:text;mso-position-vertical:absolute;mso-position-vertical-relative:text;mso-width-percent:0;mso-height-percent:0;mso-width-relative:margin;mso-height-relative:margin;v-text-anchor:top" o:gfxdata="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" stroked="f">
+              <v:shape id="Text Box 2" o:spid="_x0000_s1026" type="#_x0000_t202" style="position:absolute;margin-left:398.35pt;margin-top:7.2pt;width:120pt;height:81.65pt;z-index:251663360;visibility:visible;mso-wrap-style:square;mso-width-percent:0;mso-height-percent:0;mso-wrap-distance-left:9pt;mso-wrap-distance-top:0;mso-wrap-distance-right:9pt;mso-wrap-distance-bottom:0;mso-position-horizontal:absolute;mso-position-horizontal-relative:text;mso-position-vertical:absolute;mso-position-vertical-relative:text;mso-width-percent:0;mso-height-percent:0;mso-width-relative:margin;mso-height-relative:margin;v-text-anchor:top" o:gfxdata="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" stroked="f">
                 <v:textbox>
                   <w:txbxContent>
                     <w:p>
@@ -1159,6 +1159,7 @@
           <w:p>
             <w:pPr>
               <w:pStyle w:val="Heading1"/>
+              <w:outlineLvl w:val="0"/>
             </w:pPr>
             <w:r>
               <w:t>The Product</w:t>
@@ -1839,6 +1840,7 @@
           <w:p>
             <w:pPr>
               <w:pStyle w:val="Heading1"/>
+              <w:outlineLvl w:val="0"/>
               <w:rPr>
                 <w:color w:val="7F7F7F" w:themeColor="text1" w:themeTint="80"/>
                 <w:sz w:val="24"/>
@@ -2573,6 +2575,7 @@
         </w:rPr>
       </w:pPr>
       <w:r>
+        <w:lastRenderedPageBreak/>
         <w:t xml:space="preserve">The value of [target_market]’s imports from [your_country] grew by [yc_growth_cagr] % per annum over the last five years, which compared with the overall market growth means [your_country] [yc_share_change] market share. </w:t>
       </w:r>
     </w:p>
@@ -2666,47 +2669,10 @@
                 <w:sz w:val="24"/>
                 <w:szCs w:val="24"/>
               </w:rPr>
-              <w:t>[</w:t>
-            </w:r>
-            <w:r>
-              <w:rPr>
-                <w:rFonts w:cstheme="minorHAnsi"/>
-                <w:color w:val="7F7F7F" w:themeColor="text1" w:themeTint="80"/>
-                <w:sz w:val="24"/>
-                <w:szCs w:val="24"/>
-              </w:rPr>
-              <w:t xml:space="preserve">Line graph of target market’s </w:t>
-            </w:r>
-            <w:r>
-              <w:rPr>
-                <w:rFonts w:cstheme="minorHAnsi"/>
-                <w:color w:val="7F7F7F" w:themeColor="text1" w:themeTint="80"/>
-                <w:sz w:val="24"/>
-                <w:szCs w:val="24"/>
-              </w:rPr>
-              <w:t xml:space="preserve">total </w:t>
-            </w:r>
-            <w:r>
-              <w:rPr>
-                <w:rFonts w:cstheme="minorHAnsi"/>
-                <w:color w:val="7F7F7F" w:themeColor="text1" w:themeTint="80"/>
-                <w:sz w:val="24"/>
-                <w:szCs w:val="24"/>
-              </w:rPr>
-              <w:t>imports of the selected product in the last 5-10 years]</w:t>
-            </w:r>
-          </w:p>
-          <w:p>
-            <w:pPr>
-              <w:ind w:right="255"/>
-              <w:jc w:val="center"/>
-              <w:rPr>
-                <w:rFonts w:cstheme="minorHAnsi"/>
-                <w:color w:val="7F7F7F" w:themeColor="text1" w:themeTint="80"/>
-                <w:sz w:val="24"/>
-                <w:szCs w:val="24"/>
-              </w:rPr>
-            </w:pPr>
+              <w:t>[img_line_graph_placeholder]</w:t>
+            </w:r>
+            <w:bookmarkStart w:id="1" w:name="_GoBack"/>
+            <w:bookmarkEnd w:id="1"/>
           </w:p>
           <w:p>
             <w:pPr>
@@ -7410,6 +7376,7 @@
           <w:sz w:val="20"/>
           <w:szCs w:val="20"/>
         </w:rPr>
+        <w:lastRenderedPageBreak/>
         <w:t xml:space="preserve">If there are no notifications on epingalert.org, insert the sentence: </w:t>
       </w:r>
     </w:p>
@@ -7478,17 +7445,7 @@
           <w:sz w:val="21"/>
           <w:szCs w:val="21"/>
         </w:rPr>
-        <w:t xml:space="preserve"> to identify possible new sanitary or phytosanitary </w:t>
-      </w:r>
-      <w:r>
-        <w:rPr>
-          <w:rFonts w:cstheme="minorHAnsi"/>
-          <w:color w:val="403152" w:themeColor="accent4" w:themeShade="80"/>
-          <w:sz w:val="21"/>
-          <w:szCs w:val="21"/>
-        </w:rPr>
-        <w:lastRenderedPageBreak/>
-        <w:t xml:space="preserve">measures (SPS) and technical barriers to trade (TBT) notified by </w:t>
+        <w:t xml:space="preserve"> to identify possible new sanitary or phytosanitary measures (SPS) and technical barriers to trade (TBT) notified by </w:t>
       </w:r>
       <w:r>
         <w:rPr>
@@ -7646,7 +7603,7 @@
         </w:rPr>
         <w:t xml:space="preserve">Some examples are provided below. </w:t>
       </w:r>
-      <w:bookmarkStart w:id="3" w:name="_Hlk81677093"/>
+      <w:bookmarkStart w:id="2" w:name="_Hlk81677093"/>
       <w:r>
         <w:rPr>
           <w:rFonts w:cstheme="minorHAnsi"/>
@@ -7685,7 +7642,7 @@
         </w:rPr>
         <w:t xml:space="preserve"> for details of additional companies</w:t>
       </w:r>
-      <w:bookmarkEnd w:id="3"/>
+      <w:bookmarkEnd w:id="2"/>
       <w:r>
         <w:rPr>
           <w:rFonts w:cstheme="minorHAnsi"/>
@@ -8578,7 +8535,7 @@
 </file>
 
 <file path=word/numbering.xml><?xml version="1.0" encoding="utf-8"?>
-<w:numbering xmlns:wpc="http://schemas.microsoft.com/office/word/2010/wordprocessingCanvas" xmlns:cx="http://schemas.microsoft.com/office/drawing/2014/chartex" xmlns:cx1="http://schemas.microsoft.com/office/drawing/2015/9/8/chartex" xmlns:cx2="http://schemas.microsoft.com/office/drawing/2015/10/21/chartex" xmlns:cx3="http://schemas.microsoft.com/office/drawing/2016/5/9/chartex" xmlns:cx4="http://schemas.microsoft.com/office/drawing/2016/5/10/chartex" xmlns:cx5="http://schemas.microsoft.com/office/drawing/2016/5/11/chartex" xmlns:cx6="http://schemas.microsoft.com/office/drawing/2016/5/12/chartex" xmlns:cx7="http://schemas.microsoft.com/office/drawing/2016/5/13/chartex" xmlns:cx8="http://schemas.microsoft.com/office/drawing/2016/5/14/chartex" xmlns:mc="http://schemas.openxmlformats.org/markup-compatibility/2006" xmlns:aink="http://schemas.microsoft.com/office/drawing/2016/ink" xmlns:am3d="http://schemas.microsoft.com/office/drawing/2017/model3d" xmlns:o="urn:schemas-microsoft-com:office:office" xmlns:oel="http://schemas.microsoft.com/office/2019/extlst" xmlns:r="http://schemas.openxmlformats.org/officeDocument/2006/relationships" xmlns:m="http://schemas.openxmlformats.org/officeDocument/2006/math" xmlns:v="urn:schemas-microsoft-com:vml" xmlns:wp14="http://schemas.microsoft.com/office/word/2010/wordprocessingDrawing" xmlns:wp="http://schemas.openxmlformats.org/drawingml/2006/wordprocessingDrawing" xmlns:w10="urn:schemas-microsoft-com:office:word" xmlns:w="http://schemas.openxmlformats.org/wordprocessingml/2006/main" xmlns:w14="http://schemas.microsoft.com/office/word/2010/wordml" xmlns:w15="http://schemas.microsoft.com/office/word/2012/wordml" xmlns:w16cex="http://schemas.microsoft.com/office/word/2018/wordml/cex" xmlns:w16cid="http://schemas.microsoft.com/office/word/2016/wordml/cid" xmlns:w16="http://schemas.microsoft.com/office/word/2018/wordml" xmlns:w16sdtdh="http://schemas.microsoft.com/office/word/2020/wordml/sdtdatahash" xmlns:w16se="http://schemas.microsoft.com/office/word/2015/wordml/symex" xmlns:wpg="http://schemas.microsoft.com/office/word/2010/wordprocessingGroup" xmlns:wpi="http://schemas.microsoft.com/office/word/2010/wordprocessingInk" xmlns:wne="http://schemas.microsoft.com/office/word/2006/wordml" xmlns:wps="http://schemas.microsoft.com/office/word/2010/wordprocessingShape" mc:Ignorable="w14 w15 w16se w16cid w16 w16cex w16sdtdh wp14">
+<w:numbering xmlns:wpc="http://schemas.microsoft.com/office/word/2010/wordprocessingCanvas" xmlns:mc="http://schemas.openxmlformats.org/markup-compatibility/2006" xmlns:o="urn:schemas-microsoft-com:office:office" xmlns:r="http://schemas.openxmlformats.org/officeDocument/2006/relationships" xmlns:m="http://schemas.openxmlformats.org/officeDocument/2006/math" xmlns:v="urn:schemas-microsoft-com:vml" xmlns:wp14="http://schemas.microsoft.com/office/word/2010/wordprocessingDrawing" xmlns:wp="http://schemas.openxmlformats.org/drawingml/2006/wordprocessingDrawing" xmlns:w10="urn:schemas-microsoft-com:office:word" xmlns:w="http://schemas.openxmlformats.org/wordprocessingml/2006/main" xmlns:w14="http://schemas.microsoft.com/office/word/2010/wordml" xmlns:w15="http://schemas.microsoft.com/office/word/2012/wordml" xmlns:wpg="http://schemas.microsoft.com/office/word/2010/wordprocessingGroup" xmlns:wpi="http://schemas.microsoft.com/office/word/2010/wordprocessingInk" xmlns:wne="http://schemas.microsoft.com/office/word/2006/wordml" xmlns:wps="http://schemas.microsoft.com/office/word/2010/wordprocessingShape" mc:Ignorable="w14 w15 wp14">
   <w:abstractNum w:abstractNumId="0" w15:restartNumberingAfterBreak="0">
     <w:nsid w:val="00000008"/>
     <w:multiLevelType w:val="multilevel"/>
@@ -9741,41 +9698,41 @@
       </w:rPr>
     </w:lvl>
   </w:abstractNum>
-  <w:num w:numId="1" w16cid:durableId="104813077">
+  <w:num w:numId="1">
     <w:abstractNumId w:val="7"/>
   </w:num>
-  <w:num w:numId="2" w16cid:durableId="1651592410">
+  <w:num w:numId="2">
     <w:abstractNumId w:val="6"/>
   </w:num>
-  <w:num w:numId="3" w16cid:durableId="1171481671">
+  <w:num w:numId="3">
     <w:abstractNumId w:val="9"/>
   </w:num>
-  <w:num w:numId="4" w16cid:durableId="1070614822">
+  <w:num w:numId="4">
     <w:abstractNumId w:val="2"/>
   </w:num>
-  <w:num w:numId="5" w16cid:durableId="1141918850">
+  <w:num w:numId="5">
     <w:abstractNumId w:val="8"/>
   </w:num>
-  <w:num w:numId="6" w16cid:durableId="904147041">
+  <w:num w:numId="6">
     <w:abstractNumId w:val="0"/>
   </w:num>
-  <w:num w:numId="7" w16cid:durableId="1819220931">
+  <w:num w:numId="7">
     <w:abstractNumId w:val="3"/>
   </w:num>
-  <w:num w:numId="8" w16cid:durableId="1554341671">
+  <w:num w:numId="8">
     <w:abstractNumId w:val="5"/>
   </w:num>
-  <w:num w:numId="9" w16cid:durableId="291055044">
+  <w:num w:numId="9">
     <w:abstractNumId w:val="4"/>
   </w:num>
-  <w:num w:numId="10" w16cid:durableId="403456849">
+  <w:num w:numId="10">
     <w:abstractNumId w:val="1"/>
   </w:num>
 </w:numbering>
 </file>
 
 <file path=word/styles.xml><?xml version="1.0" encoding="utf-8"?>
-<w:styles xmlns:mc="http://schemas.openxmlformats.org/markup-compatibility/2006" xmlns:r="http://schemas.openxmlformats.org/officeDocument/2006/relationships" xmlns:w="http://schemas.openxmlformats.org/wordprocessingml/2006/main" xmlns:w14="http://schemas.microsoft.com/office/word/2010/wordml" xmlns:w15="http://schemas.microsoft.com/office/word/2012/wordml" xmlns:w16cex="http://schemas.microsoft.com/office/word/2018/wordml/cex" xmlns:w16cid="http://schemas.microsoft.com/office/word/2016/wordml/cid" xmlns:w16="http://schemas.microsoft.com/office/word/2018/wordml" xmlns:w16sdtdh="http://schemas.microsoft.com/office/word/2020/wordml/sdtdatahash" xmlns:w16se="http://schemas.microsoft.com/office/word/2015/wordml/symex" mc:Ignorable="w14 w15 w16se w16cid w16 w16cex w16sdtdh">
+<w:styles xmlns:mc="http://schemas.openxmlformats.org/markup-compatibility/2006" xmlns:r="http://schemas.openxmlformats.org/officeDocument/2006/relationships" xmlns:w="http://schemas.openxmlformats.org/wordprocessingml/2006/main" xmlns:w14="http://schemas.microsoft.com/office/word/2010/wordml" xmlns:w15="http://schemas.microsoft.com/office/word/2012/wordml" mc:Ignorable="w14 w15">
   <w:docDefaults>
     <w:rPrDefault>
       <w:rPr>
@@ -9791,7 +9748,7 @@
       </w:pPr>
     </w:pPrDefault>
   </w:docDefaults>
-  <w:latentStyles w:defLockedState="0" w:defUIPriority="99" w:defSemiHidden="0" w:defUnhideWhenUsed="0" w:defQFormat="0" w:count="376">
+  <w:latentStyles w:defLockedState="0" w:defUIPriority="99" w:defSemiHidden="0" w:defUnhideWhenUsed="0" w:defQFormat="0" w:count="371">
     <w:lsdException w:name="Normal" w:uiPriority="0" w:qFormat="1"/>
     <w:lsdException w:name="heading 1" w:uiPriority="9" w:qFormat="1"/>
     <w:lsdException w:name="heading 2" w:semiHidden="1" w:uiPriority="9" w:unhideWhenUsed="1" w:qFormat="1"/>
@@ -10163,11 +10120,6 @@
     <w:lsdException w:name="List Table 5 Dark Accent 6" w:uiPriority="50"/>
     <w:lsdException w:name="List Table 6 Colorful Accent 6" w:uiPriority="51"/>
     <w:lsdException w:name="List Table 7 Colorful Accent 6" w:uiPriority="52"/>
-    <w:lsdException w:name="Mention" w:semiHidden="1" w:unhideWhenUsed="1"/>
-    <w:lsdException w:name="Smart Hyperlink" w:semiHidden="1" w:unhideWhenUsed="1"/>
-    <w:lsdException w:name="Hashtag" w:semiHidden="1" w:unhideWhenUsed="1"/>
-    <w:lsdException w:name="Unresolved Mention" w:semiHidden="1" w:unhideWhenUsed="1"/>
-    <w:lsdException w:name="Smart Link" w:semiHidden="1" w:unhideWhenUsed="1"/>
   </w:latentStyles>
   <w:style w:type="paragraph" w:default="1" w:styleId="Normal">
     <w:name w:val="Normal"/>
